--- a/Fase 2/Evidencias Proyecto/Evidencias de documentación/Ev. Reuniones Cliente.docx
+++ b/Fase 2/Evidencias Proyecto/Evidencias de documentación/Ev. Reuniones Cliente.docx
@@ -1659,12 +1659,12 @@
           <wp:inline distB="114300" distT="114300" distL="114300" distR="114300">
             <wp:extent cx="3100388" cy="1766500"/>
             <wp:effectExtent b="0" l="0" r="0" t="0"/>
-            <wp:docPr id="5" name="image5.png"/>
+            <wp:docPr id="5" name="image6.png"/>
             <a:graphic>
               <a:graphicData uri="http://schemas.openxmlformats.org/drawingml/2006/picture">
                 <pic:pic>
                   <pic:nvPicPr>
-                    <pic:cNvPr id="0" name="image5.png"/>
+                    <pic:cNvPr id="0" name="image6.png"/>
                     <pic:cNvPicPr preferRelativeResize="0"/>
                   </pic:nvPicPr>
                   <pic:blipFill>
@@ -1694,10 +1694,496 @@
         </w:rPr>
       </w:r>
     </w:p>
+    <w:p>
+      <w:pPr>
+        <w:rPr/>
+      </w:pPr>
+      <w:r>
+        <w:br w:type="page"/>
+      </w:r>
+      <w:r>
+        <w:rPr>
+          <w:rtl w:val="0"/>
+        </w:rPr>
+      </w:r>
+    </w:p>
+    <w:p>
+      <w:pPr>
+        <w:rPr/>
+      </w:pPr>
+      <w:r>
+        <w:rPr>
+          <w:rtl w:val="0"/>
+        </w:rPr>
+      </w:r>
+    </w:p>
+    <w:tbl>
+      <w:tblPr>
+        <w:tblStyle w:val="Table4"/>
+        <w:tblW w:w="9000.0" w:type="dxa"/>
+        <w:jc w:val="left"/>
+        <w:tblBorders>
+          <w:top w:color="000000" w:space="0" w:sz="8" w:val="single"/>
+          <w:left w:color="000000" w:space="0" w:sz="8" w:val="single"/>
+          <w:bottom w:color="000000" w:space="0" w:sz="8" w:val="single"/>
+          <w:right w:color="000000" w:space="0" w:sz="8" w:val="single"/>
+          <w:insideH w:color="000000" w:space="0" w:sz="8" w:val="single"/>
+          <w:insideV w:color="000000" w:space="0" w:sz="8" w:val="single"/>
+        </w:tblBorders>
+        <w:tblLayout w:type="fixed"/>
+        <w:tblLook w:val="0600"/>
+      </w:tblPr>
+      <w:tblGrid>
+        <w:gridCol w:w="1725"/>
+        <w:gridCol w:w="3750"/>
+        <w:gridCol w:w="3525"/>
+        <w:tblGridChange w:id="0">
+          <w:tblGrid>
+            <w:gridCol w:w="1725"/>
+            <w:gridCol w:w="3750"/>
+            <w:gridCol w:w="3525"/>
+          </w:tblGrid>
+        </w:tblGridChange>
+      </w:tblGrid>
+      <w:tr>
+        <w:trPr>
+          <w:cantSplit w:val="1"/>
+          <w:tblHeader w:val="0"/>
+        </w:trPr>
+        <w:tc>
+          <w:tcPr>
+            <w:shd w:fill="auto" w:val="clear"/>
+            <w:tcMar>
+              <w:top w:w="28.34645669291339" w:type="dxa"/>
+              <w:left w:w="28.34645669291339" w:type="dxa"/>
+              <w:bottom w:w="28.34645669291339" w:type="dxa"/>
+              <w:right w:w="28.34645669291339" w:type="dxa"/>
+            </w:tcMar>
+            <w:vAlign w:val="top"/>
+          </w:tcPr>
+          <w:p>
+            <w:pPr>
+              <w:widowControl w:val="0"/>
+              <w:spacing w:line="240" w:lineRule="auto"/>
+              <w:rPr>
+                <w:b w:val="1"/>
+                <w:bCs w:val="1"/>
+              </w:rPr>
+            </w:pPr>
+            <w:r>
+              <w:rPr>
+                <w:b w:val="1"/>
+                <w:bCs w:val="1"/>
+                <w:rtl w:val="0"/>
+              </w:rPr>
+              <w:t xml:space="preserve">N.</w:t>
+            </w:r>
+          </w:p>
+        </w:tc>
+        <w:tc>
+          <w:tcPr>
+            <w:shd w:fill="auto" w:val="clear"/>
+            <w:tcMar>
+              <w:top w:w="28.34645669291339" w:type="dxa"/>
+              <w:left w:w="28.34645669291339" w:type="dxa"/>
+              <w:bottom w:w="28.34645669291339" w:type="dxa"/>
+              <w:right w:w="28.34645669291339" w:type="dxa"/>
+            </w:tcMar>
+            <w:vAlign w:val="top"/>
+          </w:tcPr>
+          <w:p>
+            <w:pPr>
+              <w:widowControl w:val="0"/>
+              <w:spacing w:line="240" w:lineRule="auto"/>
+              <w:rPr>
+                <w:b w:val="1"/>
+                <w:bCs w:val="1"/>
+              </w:rPr>
+            </w:pPr>
+            <w:r>
+              <w:rPr>
+                <w:b w:val="1"/>
+                <w:bCs w:val="1"/>
+                <w:rtl w:val="0"/>
+              </w:rPr>
+              <w:t xml:space="preserve">Fecha</w:t>
+            </w:r>
+          </w:p>
+        </w:tc>
+        <w:tc>
+          <w:tcPr>
+            <w:shd w:fill="auto" w:val="clear"/>
+            <w:tcMar>
+              <w:top w:w="28.34645669291339" w:type="dxa"/>
+              <w:left w:w="28.34645669291339" w:type="dxa"/>
+              <w:bottom w:w="28.34645669291339" w:type="dxa"/>
+              <w:right w:w="28.34645669291339" w:type="dxa"/>
+            </w:tcMar>
+            <w:vAlign w:val="top"/>
+          </w:tcPr>
+          <w:p>
+            <w:pPr>
+              <w:widowControl w:val="0"/>
+              <w:spacing w:line="240" w:lineRule="auto"/>
+              <w:rPr>
+                <w:b w:val="1"/>
+                <w:bCs w:val="1"/>
+              </w:rPr>
+            </w:pPr>
+            <w:r>
+              <w:rPr>
+                <w:b w:val="1"/>
+                <w:bCs w:val="1"/>
+                <w:rtl w:val="0"/>
+              </w:rPr>
+              <w:t xml:space="preserve">Duracion estimada</w:t>
+            </w:r>
+          </w:p>
+        </w:tc>
+      </w:tr>
+      <w:tr>
+        <w:trPr>
+          <w:cantSplit w:val="1"/>
+          <w:tblHeader w:val="0"/>
+        </w:trPr>
+        <w:tc>
+          <w:tcPr>
+            <w:shd w:fill="auto" w:val="clear"/>
+            <w:tcMar>
+              <w:top w:w="28.34645669291339" w:type="dxa"/>
+              <w:left w:w="28.34645669291339" w:type="dxa"/>
+              <w:bottom w:w="28.34645669291339" w:type="dxa"/>
+              <w:right w:w="28.34645669291339" w:type="dxa"/>
+            </w:tcMar>
+            <w:vAlign w:val="top"/>
+          </w:tcPr>
+          <w:p>
+            <w:pPr>
+              <w:widowControl w:val="0"/>
+              <w:spacing w:line="240" w:lineRule="auto"/>
+              <w:rPr/>
+            </w:pPr>
+            <w:r>
+              <w:rPr>
+                <w:rtl w:val="0"/>
+              </w:rPr>
+              <w:t xml:space="preserve">4</w:t>
+            </w:r>
+          </w:p>
+        </w:tc>
+        <w:tc>
+          <w:tcPr>
+            <w:shd w:fill="auto" w:val="clear"/>
+            <w:tcMar>
+              <w:top w:w="28.34645669291339" w:type="dxa"/>
+              <w:left w:w="28.34645669291339" w:type="dxa"/>
+              <w:bottom w:w="28.34645669291339" w:type="dxa"/>
+              <w:right w:w="28.34645669291339" w:type="dxa"/>
+            </w:tcMar>
+            <w:vAlign w:val="top"/>
+          </w:tcPr>
+          <w:p>
+            <w:pPr>
+              <w:rPr/>
+            </w:pPr>
+            <w:r>
+              <w:rPr>
+                <w:rtl w:val="0"/>
+              </w:rPr>
+              <w:t xml:space="preserve">22 Octubre 2026</w:t>
+            </w:r>
+          </w:p>
+        </w:tc>
+        <w:tc>
+          <w:tcPr>
+            <w:shd w:fill="auto" w:val="clear"/>
+            <w:tcMar>
+              <w:top w:w="28.34645669291339" w:type="dxa"/>
+              <w:left w:w="28.34645669291339" w:type="dxa"/>
+              <w:bottom w:w="28.34645669291339" w:type="dxa"/>
+              <w:right w:w="28.34645669291339" w:type="dxa"/>
+            </w:tcMar>
+            <w:vAlign w:val="top"/>
+          </w:tcPr>
+          <w:p>
+            <w:pPr>
+              <w:widowControl w:val="0"/>
+              <w:spacing w:line="240" w:lineRule="auto"/>
+              <w:rPr/>
+            </w:pPr>
+            <w:r>
+              <w:rPr>
+                <w:rtl w:val="0"/>
+              </w:rPr>
+              <w:t xml:space="preserve">20 Minutos (Comienzo 8:50pm)</w:t>
+            </w:r>
+          </w:p>
+        </w:tc>
+      </w:tr>
+    </w:tbl>
+    <w:p>
+      <w:pPr>
+        <w:rPr/>
+      </w:pPr>
+      <w:r>
+        <w:rPr>
+          <w:rtl w:val="0"/>
+        </w:rPr>
+      </w:r>
+    </w:p>
+    <w:p>
+      <w:pPr>
+        <w:rPr>
+          <w:b w:val="1"/>
+          <w:bCs w:val="1"/>
+        </w:rPr>
+      </w:pPr>
+      <w:r>
+        <w:rPr>
+          <w:b w:val="1"/>
+          <w:bCs w:val="1"/>
+          <w:rtl w:val="0"/>
+        </w:rPr>
+        <w:t xml:space="preserve">Participantes:</w:t>
+      </w:r>
+    </w:p>
+    <w:p>
+      <w:pPr>
+        <w:rPr/>
+      </w:pPr>
+      <w:r>
+        <w:rPr>
+          <w:rtl w:val="0"/>
+        </w:rPr>
+        <w:t xml:space="preserve">Smolenks Aravena</w:t>
+      </w:r>
+    </w:p>
+    <w:p>
+      <w:pPr>
+        <w:rPr/>
+      </w:pPr>
+      <w:r>
+        <w:rPr>
+          <w:rtl w:val="0"/>
+        </w:rPr>
+        <w:t xml:space="preserve">Matias Gonzalez</w:t>
+      </w:r>
+    </w:p>
+    <w:p>
+      <w:pPr>
+        <w:rPr/>
+      </w:pPr>
+      <w:r>
+        <w:rPr>
+          <w:rtl w:val="0"/>
+        </w:rPr>
+        <w:t xml:space="preserve">Jean Leyton</w:t>
+      </w:r>
+    </w:p>
+    <w:p>
+      <w:pPr>
+        <w:rPr/>
+      </w:pPr>
+      <w:r>
+        <w:rPr>
+          <w:rtl w:val="0"/>
+        </w:rPr>
+        <w:t xml:space="preserve">Carolina Palma (Dueña empresa)</w:t>
+      </w:r>
+    </w:p>
+    <w:p>
+      <w:pPr>
+        <w:rPr/>
+      </w:pPr>
+      <w:r>
+        <w:rPr>
+          <w:rtl w:val="0"/>
+        </w:rPr>
+      </w:r>
+    </w:p>
+    <w:p>
+      <w:pPr>
+        <w:jc w:val="both"/>
+        <w:rPr/>
+      </w:pPr>
+      <w:r>
+        <w:rPr>
+          <w:b w:val="1"/>
+          <w:bCs w:val="1"/>
+          <w:rtl w:val="0"/>
+        </w:rPr>
+        <w:t xml:space="preserve">Descripción:</w:t>
+      </w:r>
+      <w:r>
+        <w:rPr>
+          <w:rtl w:val="0"/>
+        </w:rPr>
+        <w:t xml:space="preserve"> Demostración del proyecto (sprint 2) a cliente, incluyendo pero no limitado a los nuevos módulos, ingreso sistema, preguntas frecuentes, se le explica el estado de pedidos, botones de redes sociales (específicamente whatsapp de empresa), otros servicios fuera de confección de prendas, abono de pedidos, historial de edición por trabajos y asignación.</w:t>
+      </w:r>
+    </w:p>
+    <w:p>
+      <w:pPr>
+        <w:jc w:val="both"/>
+        <w:rPr/>
+      </w:pPr>
+      <w:r>
+        <w:rPr>
+          <w:rtl w:val="0"/>
+        </w:rPr>
+      </w:r>
+    </w:p>
+    <w:p>
+      <w:pPr>
+        <w:jc w:val="both"/>
+        <w:rPr/>
+      </w:pPr>
+      <w:r>
+        <w:rPr>
+          <w:rtl w:val="0"/>
+        </w:rPr>
+        <w:t xml:space="preserve">Cliente menciona: Ordenar imágenes de landing page, </w:t>
+      </w:r>
+      <w:r>
+        <w:rPr>
+          <w:highlight w:val="yellow"/>
+          <w:rtl w:val="0"/>
+        </w:rPr>
+        <w:t xml:space="preserve">quiere incluir servicio de acompañamiento técnico</w:t>
+      </w:r>
+      <w:r>
+        <w:rPr>
+          <w:rtl w:val="0"/>
+        </w:rPr>
+        <w:t xml:space="preserve">, modificar preguntas frecuentes para describir que es el taller (añadir cuanto tiempo se demora un pedido, siendo variable por tipo de prenda: i.e. buzo de 3 a 5 días hábiles), menciona modificar la tipografía de los títulos de los módulos (</w:t>
+      </w:r>
+      <w:r>
+        <w:rPr>
+          <w:highlight w:val="yellow"/>
+          <w:rtl w:val="0"/>
+        </w:rPr>
+        <w:t xml:space="preserve">dejar en negrita, fuente más "estilosa" de diseñadora</w:t>
+      </w:r>
+      <w:r>
+        <w:rPr>
+          <w:rtl w:val="0"/>
+        </w:rPr>
+        <w:t xml:space="preserve">), menciona modificar registro de prendas, cortador primero, operario después, se le justifica el porqué están separados y no es una sola persona (privacidad de los clientes/pedido y asignación de trabajos individuales (comprobar trabajos asignados ambos roles a una persona)), </w:t>
+      </w:r>
+      <w:r>
+        <w:rPr>
+          <w:highlight w:val="yellow"/>
+          <w:rtl w:val="0"/>
+        </w:rPr>
+        <w:t xml:space="preserve">modificar la sección trabajos se ven repetidos (ordenarlos como un solo registro con trabajos asignados para la dueña y no trabajadores</w:t>
+      </w:r>
+      <w:r>
+        <w:rPr>
+          <w:rtl w:val="0"/>
+        </w:rPr>
+        <w:t xml:space="preserve">).</w:t>
+      </w:r>
+    </w:p>
+    <w:p>
+      <w:pPr>
+        <w:jc w:val="both"/>
+        <w:rPr/>
+      </w:pPr>
+      <w:r>
+        <w:rPr>
+          <w:rtl w:val="0"/>
+        </w:rPr>
+      </w:r>
+    </w:p>
+    <w:p>
+      <w:pPr>
+        <w:rPr/>
+      </w:pPr>
+      <w:r>
+        <w:rPr>
+          <w:b w:val="1"/>
+          <w:bCs w:val="1"/>
+          <w:rtl w:val="0"/>
+        </w:rPr>
+        <w:t xml:space="preserve">Foto:</w:t>
+      </w:r>
+      <w:r>
+        <w:rPr>
+          <w:rtl w:val="0"/>
+        </w:rPr>
+      </w:r>
+    </w:p>
+    <w:p>
+      <w:pPr>
+        <w:rPr/>
+      </w:pPr>
+      <w:r>
+        <w:rPr/>
+        <w:drawing>
+          <wp:inline distB="114300" distT="114300" distL="114300" distR="114300">
+            <wp:extent cx="3619500" cy="2034592"/>
+            <wp:effectExtent b="0" l="0" r="0" t="0"/>
+            <wp:docPr id="6" name="image5.png"/>
+            <a:graphic>
+              <a:graphicData uri="http://schemas.openxmlformats.org/drawingml/2006/picture">
+                <pic:pic>
+                  <pic:nvPicPr>
+                    <pic:cNvPr id="0" name="image5.png"/>
+                    <pic:cNvPicPr preferRelativeResize="0"/>
+                  </pic:nvPicPr>
+                  <pic:blipFill>
+                    <a:blip r:embed="rId10"/>
+                    <a:srcRect b="2034" l="1282" r="1282" t="3447"/>
+                    <a:stretch>
+                      <a:fillRect/>
+                    </a:stretch>
+                  </pic:blipFill>
+                  <pic:spPr>
+                    <a:xfrm>
+                      <a:off x="0" y="0"/>
+                      <a:ext cx="3619500" cy="2034592"/>
+                    </a:xfrm>
+                    <a:prstGeom prst="rect"/>
+                    <a:ln/>
+                  </pic:spPr>
+                </pic:pic>
+              </a:graphicData>
+            </a:graphic>
+          </wp:inline>
+        </w:drawing>
+      </w:r>
+      <w:r>
+        <w:rPr>
+          <w:rtl w:val="0"/>
+        </w:rPr>
+      </w:r>
+    </w:p>
+    <w:p>
+      <w:pPr>
+        <w:rPr/>
+      </w:pPr>
+      <w:r>
+        <w:br w:type="page"/>
+      </w:r>
+      <w:r>
+        <w:rPr>
+          <w:rtl w:val="0"/>
+        </w:rPr>
+      </w:r>
+    </w:p>
+    <w:p>
+      <w:pPr>
+        <w:rPr/>
+      </w:pPr>
+      <w:r>
+        <w:rPr>
+          <w:rtl w:val="0"/>
+        </w:rPr>
+      </w:r>
+    </w:p>
     <w:sectPr>
-      <w:headerReference r:id="rId10" w:type="default"/>
-      <w:headerReference r:id="rId11" w:type="first"/>
-      <w:footerReference r:id="rId12" w:type="first"/>
+      <w:headerReference r:id="rId11" w:type="default"/>
+      <w:headerReference r:id="rId12" w:type="first"/>
+      <w:footerReference r:id="rId13" w:type="first"/>
       <w:pgSz w:h="16838" w:w="11906" w:orient="portrait"/>
       <w:pgMar w:bottom="1440.0000000000002" w:top="1440.0000000000002" w:left="1440.0000000000002" w:right="1440.0000000000002" w:header="720" w:footer="720"/>
       <w:pgNumType w:start="1"/>
@@ -1987,6 +2473,13 @@
     </w:tblPr>
   </w:style>
   <w:style w:type="table" w:styleId="Table3">
+    <w:basedOn w:val="TableNormal"/>
+    <w:tblPr>
+      <w:tblStyleRowBandSize w:val="1"/>
+      <w:tblStyleColBandSize w:val="1"/>
+    </w:tblPr>
+  </w:style>
+  <w:style w:type="table" w:styleId="Table4">
     <w:basedOn w:val="TableNormal"/>
     <w:tblPr>
       <w:tblStyleRowBandSize w:val="1"/>
